--- a/templates/2025/template_09_2025.docx
+++ b/templates/2025/template_09_2025.docx
@@ -2802,8 +2802,8 @@
 </file>
 
 <file path=customXml/item1.xml><?xml version="1.0" encoding="utf-8"?>
-<ct:contentTypeSchema xmlns:ct="http://schemas.microsoft.com/office/2006/metadata/contentType" xmlns:ma="http://schemas.microsoft.com/office/2006/metadata/properties/metaAttributes" ct:_="" ma:_="" ma:contentTypeName="Documento" ma:contentTypeID="0x010100DD944F25A69F7E469646FF9ACF8149F8" ma:contentTypeVersion="14" ma:contentTypeDescription="Crie um novo documento." ma:contentTypeScope="" ma:versionID="41f382ecd52542c0512cf8800888e7f2">
-  <xsd:schema xmlns:xsd="http://www.w3.org/2001/XMLSchema" xmlns:xs="http://www.w3.org/2001/XMLSchema" xmlns:p="http://schemas.microsoft.com/office/2006/metadata/properties" xmlns:ns2="272269ae-f60c-41a3-9c10-8c65b8eb8803" xmlns:ns3="d0fc74b0-405a-4a72-9847-718fc6d93b9e" targetNamespace="http://schemas.microsoft.com/office/2006/metadata/properties" ma:root="true" ma:fieldsID="1bbe640f43e3e216618506d00076c718" ns2:_="" ns3:_="">
+<ct:contentTypeSchema xmlns:ct="http://schemas.microsoft.com/office/2006/metadata/contentType" xmlns:ma="http://schemas.microsoft.com/office/2006/metadata/properties/metaAttributes" ct:_="" ma:_="" ma:contentTypeName="Documento" ma:contentTypeID="0x010100DD944F25A69F7E469646FF9ACF8149F8" ma:contentTypeVersion="15" ma:contentTypeDescription="Crie um novo documento." ma:contentTypeScope="" ma:versionID="9f81b1ca5b35ef13394c23cc7c53323e">
+  <xsd:schema xmlns:xsd="http://www.w3.org/2001/XMLSchema" xmlns:xs="http://www.w3.org/2001/XMLSchema" xmlns:p="http://schemas.microsoft.com/office/2006/metadata/properties" xmlns:ns2="272269ae-f60c-41a3-9c10-8c65b8eb8803" xmlns:ns3="d0fc74b0-405a-4a72-9847-718fc6d93b9e" targetNamespace="http://schemas.microsoft.com/office/2006/metadata/properties" ma:root="true" ma:fieldsID="653ac8bb252175022fed9edae1c9f4b0" ns2:_="" ns3:_="">
     <xsd:import namespace="272269ae-f60c-41a3-9c10-8c65b8eb8803"/>
     <xsd:import namespace="d0fc74b0-405a-4a72-9847-718fc6d93b9e"/>
     <xsd:element name="properties">
@@ -2825,6 +2825,7 @@
                 <xsd:element ref="ns3:MediaServiceEventHashCode" minOccurs="0"/>
                 <xsd:element ref="ns3:MediaServiceObjectDetectorVersions" minOccurs="0"/>
                 <xsd:element ref="ns3:MediaServiceSearchProperties" minOccurs="0"/>
+                <xsd:element ref="ns3:MediaServiceLocation" minOccurs="0"/>
               </xsd:all>
             </xsd:complexType>
           </xsd:element>
@@ -2928,6 +2929,11 @@
     <xsd:element name="MediaServiceSearchProperties" ma:index="21" nillable="true" ma:displayName="MediaServiceSearchProperties" ma:hidden="true" ma:internalName="MediaServiceSearchProperties" ma:readOnly="true">
       <xsd:simpleType>
         <xsd:restriction base="dms:Note"/>
+      </xsd:simpleType>
+    </xsd:element>
+    <xsd:element name="MediaServiceLocation" ma:index="22" nillable="true" ma:displayName="Location" ma:description="" ma:indexed="true" ma:internalName="MediaServiceLocation" ma:readOnly="true">
+      <xsd:simpleType>
+        <xsd:restriction base="dms:Text"/>
       </xsd:simpleType>
     </xsd:element>
   </xsd:schema>
@@ -3055,22 +3061,7 @@
 </file>
 
 <file path=customXml/itemProps1.xml><?xml version="1.0" encoding="utf-8"?>
-<ds:datastoreItem xmlns:ds="http://schemas.openxmlformats.org/officeDocument/2006/customXml" ds:itemID="{575A5AFF-B2A1-426F-A057-B7410FFE34CA}">
-  <ds:schemaRefs>
-    <ds:schemaRef ds:uri="http://schemas.microsoft.com/office/2006/metadata/contentType"/>
-    <ds:schemaRef ds:uri="http://schemas.microsoft.com/office/2006/metadata/properties/metaAttributes"/>
-    <ds:schemaRef ds:uri="http://www.w3.org/2001/XMLSchema"/>
-    <ds:schemaRef ds:uri="http://schemas.microsoft.com/office/2006/metadata/properties"/>
-    <ds:schemaRef ds:uri="272269ae-f60c-41a3-9c10-8c65b8eb8803"/>
-    <ds:schemaRef ds:uri="d0fc74b0-405a-4a72-9847-718fc6d93b9e"/>
-    <ds:schemaRef ds:uri="http://schemas.microsoft.com/office/2006/documentManagement/types"/>
-    <ds:schemaRef ds:uri="http://schemas.microsoft.com/office/infopath/2007/PartnerControls"/>
-    <ds:schemaRef ds:uri="http://schemas.openxmlformats.org/package/2006/metadata/core-properties"/>
-    <ds:schemaRef ds:uri="http://purl.org/dc/elements/1.1/"/>
-    <ds:schemaRef ds:uri="http://purl.org/dc/terms/"/>
-    <ds:schemaRef ds:uri="http://schemas.microsoft.com/internal/obd"/>
-  </ds:schemaRefs>
-</ds:datastoreItem>
+<ds:datastoreItem xmlns:ds="http://schemas.openxmlformats.org/officeDocument/2006/customXml" ds:itemID="{BDE9A726-F32F-4205-8914-6A674DCCD068}"/>
 </file>
 
 <file path=customXml/itemProps2.xml><?xml version="1.0" encoding="utf-8"?>
